--- a/NLP_CaseStudy.docx
+++ b/NLP_CaseStudy.docx
@@ -10,40 +10,197 @@
           <w:rFonts w:eastAsia="Times New Roman"/>
           <w:b/>
           <w:bCs/>
-        </w:rPr>
-      </w:pPr>
-      <w:r>
+          <w:sz w:val="30"/>
+          <w:szCs w:val="30"/>
+        </w:rPr>
+      </w:pPr>
+    </w:p>
+    <w:p>
+      <w:pPr>
+        <w:spacing w:before="240" w:after="240"/>
+        <w:jc w:val="center"/>
         <w:rPr>
           <w:rFonts w:eastAsia="Times New Roman"/>
           <w:b/>
           <w:bCs/>
-        </w:rPr>
-        <w:t>TITLE:</w:t>
-      </w:r>
-      <w:r>
+          <w:sz w:val="30"/>
+          <w:szCs w:val="30"/>
+        </w:rPr>
+      </w:pPr>
+    </w:p>
+    <w:p>
+      <w:pPr>
+        <w:spacing w:before="240" w:after="240"/>
+        <w:jc w:val="center"/>
         <w:rPr>
           <w:rFonts w:eastAsia="Times New Roman"/>
           <w:b/>
           <w:bCs/>
-        </w:rPr>
-        <w:t xml:space="preserve"> </w:t>
-      </w:r>
-      <w:r>
+          <w:sz w:val="30"/>
+          <w:szCs w:val="30"/>
+        </w:rPr>
+      </w:pPr>
+    </w:p>
+    <w:p>
+      <w:pPr>
+        <w:spacing w:before="240" w:after="240"/>
         <w:rPr>
           <w:rFonts w:eastAsia="Times New Roman"/>
           <w:b/>
           <w:bCs/>
-        </w:rPr>
-        <w:t>HEALTH MISINFORMATION DETECTION USING TEXTUAL ANALYSIS AND SOURCE CREDIBILITY MODELLING</w:t>
-      </w:r>
-    </w:p>
-    <w:p>
-      <w:pPr>
-        <w:spacing w:before="240" w:after="240"/>
+          <w:sz w:val="30"/>
+          <w:szCs w:val="30"/>
+        </w:rPr>
+      </w:pPr>
+    </w:p>
+    <w:p>
+      <w:pPr>
+        <w:spacing w:before="240" w:after="240"/>
+        <w:jc w:val="center"/>
         <w:rPr>
           <w:rFonts w:eastAsia="Times New Roman"/>
-        </w:rPr>
-      </w:pPr>
+          <w:b/>
+          <w:bCs/>
+          <w:sz w:val="30"/>
+          <w:szCs w:val="30"/>
+        </w:rPr>
+      </w:pPr>
+    </w:p>
+    <w:p>
+      <w:pPr>
+        <w:spacing w:before="240" w:after="240"/>
+        <w:jc w:val="center"/>
+        <w:rPr>
+          <w:rFonts w:eastAsia="Times New Roman"/>
+          <w:b/>
+          <w:bCs/>
+          <w:sz w:val="30"/>
+          <w:szCs w:val="30"/>
+        </w:rPr>
+      </w:pPr>
+    </w:p>
+    <w:p>
+      <w:pPr>
+        <w:spacing w:before="240" w:after="240"/>
+        <w:jc w:val="center"/>
+        <w:rPr>
+          <w:rFonts w:eastAsia="Times New Roman"/>
+          <w:b/>
+          <w:bCs/>
+          <w:sz w:val="30"/>
+          <w:szCs w:val="30"/>
+        </w:rPr>
+      </w:pPr>
+      <w:r>
+        <w:rPr>
+          <w:rFonts w:eastAsia="Times New Roman"/>
+          <w:b/>
+          <w:bCs/>
+          <w:sz w:val="30"/>
+          <w:szCs w:val="30"/>
+        </w:rPr>
+        <w:t>TITLE: HEALTH MISINFORMATION DETECTION USING TEXTUAL ANALYSIS AND SOURCE CREDIBILITY MODELLING</w:t>
+      </w:r>
+    </w:p>
+    <w:p>
+      <w:pPr>
+        <w:spacing w:before="240" w:after="240"/>
+        <w:rPr>
+          <w:rFonts w:eastAsia="Times New Roman"/>
+        </w:rPr>
+      </w:pPr>
+    </w:p>
+    <w:p>
+      <w:pPr>
+        <w:spacing w:before="240" w:after="240"/>
+        <w:rPr>
+          <w:rFonts w:eastAsia="Times New Roman"/>
+        </w:rPr>
+      </w:pPr>
+    </w:p>
+    <w:p>
+      <w:pPr>
+        <w:spacing w:before="240" w:after="240"/>
+        <w:rPr>
+          <w:rFonts w:eastAsia="Times New Roman"/>
+        </w:rPr>
+      </w:pPr>
+    </w:p>
+    <w:p>
+      <w:pPr>
+        <w:spacing w:before="240" w:after="240"/>
+        <w:rPr>
+          <w:rFonts w:eastAsia="Times New Roman"/>
+        </w:rPr>
+      </w:pPr>
+    </w:p>
+    <w:p>
+      <w:pPr>
+        <w:spacing w:before="240" w:after="240"/>
+        <w:rPr>
+          <w:rFonts w:eastAsia="Times New Roman"/>
+        </w:rPr>
+      </w:pPr>
+    </w:p>
+    <w:p>
+      <w:pPr>
+        <w:spacing w:before="240" w:after="240"/>
+        <w:rPr>
+          <w:rFonts w:eastAsia="Times New Roman"/>
+        </w:rPr>
+      </w:pPr>
+    </w:p>
+    <w:p>
+      <w:pPr>
+        <w:spacing w:before="240" w:after="240"/>
+        <w:rPr>
+          <w:rFonts w:eastAsia="Times New Roman"/>
+        </w:rPr>
+      </w:pPr>
+    </w:p>
+    <w:p>
+      <w:pPr>
+        <w:spacing w:before="240" w:after="240"/>
+        <w:rPr>
+          <w:rFonts w:eastAsia="Times New Roman"/>
+        </w:rPr>
+      </w:pPr>
+    </w:p>
+    <w:p>
+      <w:pPr>
+        <w:spacing w:before="240" w:after="240"/>
+        <w:rPr>
+          <w:rFonts w:eastAsia="Times New Roman"/>
+        </w:rPr>
+      </w:pPr>
+    </w:p>
+    <w:p>
+      <w:pPr>
+        <w:spacing w:before="240" w:after="240"/>
+        <w:rPr>
+          <w:rFonts w:eastAsia="Times New Roman"/>
+          <w:b/>
+          <w:bCs/>
+        </w:rPr>
+      </w:pPr>
+    </w:p>
+    <w:p>
+      <w:pPr>
+        <w:spacing w:before="240" w:after="240"/>
+        <w:rPr>
+          <w:rFonts w:eastAsia="Times New Roman"/>
+          <w:b/>
+          <w:bCs/>
+        </w:rPr>
+      </w:pPr>
+      <w:r>
+        <w:rPr>
+          <w:rFonts w:eastAsia="Times New Roman"/>
+          <w:b/>
+          <w:bCs/>
+        </w:rPr>
+        <w:t>TEAM MEMBERS:</w:t>
+      </w:r>
     </w:p>
     <w:p>
       <w:pPr>
@@ -94,10 +251,6 @@
     <w:p>
       <w:pPr>
         <w:spacing w:before="240" w:after="240"/>
-        <w:rPr>
-          <w:rFonts w:eastAsia="Times New Roman"/>
-          <w:lang w:val="en-IN"/>
-        </w:rPr>
       </w:pPr>
       <w:r>
         <w:rPr>
@@ -113,45 +266,24 @@
             <w:rFonts w:eastAsia="Times New Roman"/>
             <w:lang w:val="en-IN"/>
           </w:rPr>
-          <w:t>https://github.com/BARATH-2704/health_misinformation_ro</w:t>
-        </w:r>
-        <w:r>
-          <w:rPr>
-            <w:rStyle w:val="Hyperlink"/>
-            <w:rFonts w:eastAsia="Times New Roman"/>
-            <w:lang w:val="en-IN"/>
-          </w:rPr>
-          <w:t>b</w:t>
-        </w:r>
-        <w:r>
-          <w:rPr>
-            <w:rStyle w:val="Hyperlink"/>
-            <w:rFonts w:eastAsia="Times New Roman"/>
-            <w:lang w:val="en-IN"/>
-          </w:rPr>
-          <w:t>erta_</w:t>
+          <w:t>https://github.com/BARATH-2704/health_misinformation_roberta_</w:t>
         </w:r>
       </w:hyperlink>
     </w:p>
     <w:p>
       <w:pPr>
-        <w:rPr>
-          <w:lang w:val="en-IN"/>
-        </w:rPr>
-      </w:pPr>
-    </w:p>
-    <w:p>
-      <w:pPr>
-        <w:rPr>
-          <w:b/>
-          <w:bCs/>
-        </w:rPr>
-      </w:pPr>
-      <w:r>
-        <w:rPr>
-          <w:b/>
-          <w:bCs/>
-        </w:rPr>
+        <w:spacing w:before="240" w:after="240"/>
+        <w:rPr>
+          <w:b/>
+          <w:bCs/>
+        </w:rPr>
+      </w:pPr>
+      <w:r>
+        <w:rPr>
+          <w:b/>
+          <w:bCs/>
+        </w:rPr>
+        <w:lastRenderedPageBreak/>
         <w:t>1. ABSTRACT</w:t>
       </w:r>
     </w:p>
@@ -239,14 +371,64 @@
         <w:rPr>
           <w:rFonts w:eastAsia="Times New Roman"/>
         </w:rPr>
-        <w:t xml:space="preserve">Nowadays, getting health details often means turning to websites or social feeds instead of just doctors. People regularly check digital content - like personal stories or short updates - to understand conditions, drugs, prevention tips, or therapy options. Because so much is available at once, understanding some topics feels easier than before. Yet wide access opens doors to inaccuracies traveling fast under the guise of advice. When wrong data slips through, choices </w:t>
-      </w:r>
-      <w:r>
+        <w:t>Nowadays, getting health details often means turning to websites or social feeds instead of just doctors. People regularly check digital content - like personal stories or short updates - to understand conditions, drugs, prevention tips, or therapy options. Because so much is available at once, understanding some topics feels easier than before. Yet wide access opens doors to inaccuracies traveling fast under the guise of advice. When wrong data slips through, choices around care might tilt toward riskier paths. Doubt grows. Confidence in standard medicine drops. Some begin questioning established solutions, including shots meant to stop disease.</w:t>
+      </w:r>
+    </w:p>
+    <w:p>
+      <w:pPr>
+        <w:spacing w:before="240" w:after="240"/>
         <w:rPr>
           <w:rFonts w:eastAsia="Times New Roman"/>
         </w:rPr>
+      </w:pPr>
+      <w:r>
+        <w:rPr>
+          <w:rFonts w:eastAsia="Times New Roman"/>
+        </w:rPr>
+        <w:t>During times of worldwide health emergencies - like the coronavirus outbreak - false ideas about treatments, prevention tactics, or shots gained traction online without delay. Because these incorrect narratives move fast through social media and messaging apps, tools capable of spotting questionable medical content are now more critical than ever.</w:t>
+      </w:r>
+    </w:p>
+    <w:p>
+      <w:pPr>
+        <w:spacing w:before="240" w:after="240"/>
+        <w:rPr>
+          <w:rFonts w:eastAsia="Times New Roman"/>
+        </w:rPr>
+      </w:pPr>
+      <w:r>
+        <w:rPr>
+          <w:rFonts w:eastAsia="Times New Roman"/>
+        </w:rPr>
+        <w:t xml:space="preserve">Beginning with raw text, computers now find meaning through pattern recognition across massive datasets. Where once manual review was the only option, automated methods spot inconsistencies using word choice and structure. One method sorts </w:t>
+      </w:r>
+      <w:proofErr w:type="gramStart"/>
+      <w:r>
+        <w:rPr>
+          <w:rFonts w:eastAsia="Times New Roman"/>
+        </w:rPr>
+        <w:t>statements</w:t>
+      </w:r>
+      <w:proofErr w:type="gramEnd"/>
+      <w:r>
+        <w:rPr>
+          <w:rFonts w:eastAsia="Times New Roman"/>
+        </w:rPr>
+        <w:t xml:space="preserve"> by emotional tone, another checks how ideas connect across sentences. Instead of relying solely on human judgment, software learns from examples to tell truth from distortion. Though imperfect, these tools improve steadily when exposed to new forms of deception.</w:t>
+      </w:r>
+    </w:p>
+    <w:p>
+      <w:pPr>
+        <w:spacing w:before="240" w:after="240"/>
+        <w:rPr>
+          <w:rFonts w:eastAsia="Times New Roman"/>
+        </w:rPr>
+      </w:pPr>
+      <w:r>
+        <w:rPr>
+          <w:rFonts w:eastAsia="Times New Roman"/>
+        </w:rPr>
         <w:lastRenderedPageBreak/>
-        <w:t>around care might tilt toward riskier paths. Doubt grows. Confidence in standard medicine drops. Some begin questioning established solutions, including shots meant to stop disease.</w:t>
+        <w:t>Still, most existing tools for spotting false claims pay close attention to words alone while giving little weight to where those words come from. When it comes to health details, though, origin matters a great deal. Take facts shared by acknowledged bodies - like clinics, public health departments, or official medical groups - they usually carry stronger trust than posts made by random websites or personal online profiles without verification. Overlooking who spreads the message can weaken how well these detection approaches work.</w:t>
       </w:r>
     </w:p>
     <w:p>
@@ -260,7 +442,7 @@
         <w:rPr>
           <w:rFonts w:eastAsia="Times New Roman"/>
         </w:rPr>
-        <w:t>During times of worldwide health emergencies - like the coronavirus outbreak - false ideas about treatments, prevention tactics, or shots gained traction online without delay. Because these incorrect narratives move fast through social media and messaging apps, tools capable of spotting questionable medical content are now more critical than ever.</w:t>
+        <w:t>So far, few studies have tackled how to combine reading text patterns with judging where it comes from when spotting health misinformation. Without blending these two aspects, tools may miss key clues about what is true or false. One stumbling block lies in matching language signals to the reputation of the publisher. Systems tend to look at words alone, ignoring who said them. Yet trustworthiness often depends on both content and origin. Merging these layers could sharpen detection precision. When methods account for author background alongside phrasing, results shift noticeably. This dual approach remains underexplored despite its potential impact. Better outcomes might emerge by treating message and messenger as linked factors. Progress hinges on designing models that weigh both elements equally. Such designs are rare in current frameworks.</w:t>
       </w:r>
     </w:p>
     <w:p>
@@ -274,21 +456,21 @@
         <w:rPr>
           <w:rFonts w:eastAsia="Times New Roman"/>
         </w:rPr>
-        <w:t xml:space="preserve">Beginning with raw text, computers now find meaning through pattern recognition across massive datasets. Where once manual review was the only option, automated methods spot inconsistencies using word choice and structure. One method sorts </w:t>
-      </w:r>
-      <w:proofErr w:type="gramStart"/>
-      <w:r>
+        <w:t>This research sets out to build a tool for spotting false health claims by blending language processing methods with assessments of where the information comes from. Rather than focusing only on words, it examines how trustworthy the publisher appears through specific markers of credibility. One part looks at what is said; another weighs who says it. Together, these layers help sharpen the accuracy of identifying misleading content. Performance gains come from merging linguistic clues with source reputation signals. What results is a more balanced way to judge truthfulness in health messages online.</w:t>
+      </w:r>
+    </w:p>
+    <w:p>
+      <w:pPr>
+        <w:spacing w:before="240" w:after="240"/>
         <w:rPr>
           <w:rFonts w:eastAsia="Times New Roman"/>
         </w:rPr>
-        <w:t>statements</w:t>
-      </w:r>
-      <w:proofErr w:type="gramEnd"/>
+      </w:pPr>
       <w:r>
         <w:rPr>
           <w:rFonts w:eastAsia="Times New Roman"/>
         </w:rPr>
-        <w:t xml:space="preserve"> by emotional tone, another checks how ideas connect across sentences. Instead of relying solely on human judgment, software learns from examples to tell truth from distortion. Though imperfect, these tools improve steadily when exposed to new forms of deception.</w:t>
+        <w:t>The major contributions of this study are as follows:</w:t>
       </w:r>
     </w:p>
     <w:p>
@@ -302,7 +484,7 @@
         <w:rPr>
           <w:rFonts w:eastAsia="Times New Roman"/>
         </w:rPr>
-        <w:t>Still, most existing tools for spotting false claims pay close attention to words alone while giving little weight to where those words come from. When it comes to health details, though, origin matters a great deal. Take facts shared by acknowledged bodies - like clinics, public health departments, or official medical groups - they usually carry stronger trust than posts made by random websites or personal online profiles without verification. Overlooking who spreads the message can weaken how well these detection approaches work.</w:t>
+        <w:t>Development of an NLP-based framework for detecting health misinformation in online textual content.</w:t>
       </w:r>
     </w:p>
     <w:p>
@@ -316,7 +498,7 @@
         <w:rPr>
           <w:rFonts w:eastAsia="Times New Roman"/>
         </w:rPr>
-        <w:t>So far, few studies have tackled how to combine reading text patterns with judging where it comes from when spotting health misinformation. Without blending these two aspects, tools may miss key clues about what is true or false. One stumbling block lies in matching language signals to the reputation of the publisher. Systems tend to look at words alone, ignoring who said them. Yet trustworthiness often depends on both content and origin. Merging these layers could sharpen detection precision. When methods account for author background alongside phrasing, results shift noticeably. This dual approach remains underexplored despite its potential impact. Better outcomes might emerge by treating message and messenger as linked factors. Progress hinges on designing models that weigh both elements equally. Such designs are rare in current frameworks.</w:t>
+        <w:t>Starting with how trustworthy a source appears can shape the way we judge its content, when combined with close reading of the text itself.</w:t>
       </w:r>
     </w:p>
     <w:p>
@@ -330,7 +512,7 @@
         <w:rPr>
           <w:rFonts w:eastAsia="Times New Roman"/>
         </w:rPr>
-        <w:t>This research sets out to build a tool for spotting false health claims by blending language processing methods with assessments of where the information comes from. Rather than focusing only on words, it examines how trustworthy the publisher appears through specific markers of credibility. One part looks at what is said; another weighs who says it. Together, these layers help sharpen the accuracy of identifying misleading content. Performance gains come from merging linguistic clues with source reputation signals. What results is a more balanced way to judge truthfulness in health messages online.</w:t>
+        <w:t>Implementation of machine learning classification techniques to accurately identify misleading health information.</w:t>
       </w:r>
     </w:p>
     <w:p>
@@ -344,7 +526,7 @@
         <w:rPr>
           <w:rFonts w:eastAsia="Times New Roman"/>
         </w:rPr>
-        <w:t>The major contributions of this study are as follows:</w:t>
+        <w:t>Testing the new model shows it detects text more accurately than older techniques. Its results stand out when measured against standard approaches. What sets it apart is how well it performs on complex samples. Instead of relying only on word patterns, it uses structure cues. This shift improves outcomes across varied datasets. Accuracy gains appear consistently in multiple test rounds. Earlier systems lag behind under similar conditions.</w:t>
       </w:r>
     </w:p>
     <w:p>
@@ -352,81 +534,25 @@
         <w:spacing w:before="240" w:after="240"/>
         <w:rPr>
           <w:rFonts w:eastAsia="Times New Roman"/>
+          <w:b/>
+          <w:bCs/>
         </w:rPr>
       </w:pPr>
       <w:r>
         <w:rPr>
           <w:rFonts w:eastAsia="Times New Roman"/>
-        </w:rPr>
-        <w:t>Development of an NLP-based framework for detecting health misinformation in online textual content.</w:t>
-      </w:r>
-    </w:p>
-    <w:p>
-      <w:pPr>
-        <w:spacing w:before="240" w:after="240"/>
-        <w:rPr>
-          <w:rFonts w:eastAsia="Times New Roman"/>
-        </w:rPr>
-      </w:pPr>
-      <w:r>
-        <w:rPr>
-          <w:rFonts w:eastAsia="Times New Roman"/>
-        </w:rPr>
+          <w:b/>
+          <w:bCs/>
+        </w:rPr>
+        <w:t>3.LITERATURE SURVEY:</w:t>
+      </w:r>
+    </w:p>
+    <w:p>
+      <w:pPr>
+        <w:spacing w:before="240" w:after="240"/>
+      </w:pPr>
+      <w:r>
         <w:lastRenderedPageBreak/>
-        <w:t>Starting with how trustworthy a source appears can shape the way we judge its content, when combined with close reading of the text itself.</w:t>
-      </w:r>
-    </w:p>
-    <w:p>
-      <w:pPr>
-        <w:spacing w:before="240" w:after="240"/>
-        <w:rPr>
-          <w:rFonts w:eastAsia="Times New Roman"/>
-        </w:rPr>
-      </w:pPr>
-      <w:r>
-        <w:rPr>
-          <w:rFonts w:eastAsia="Times New Roman"/>
-        </w:rPr>
-        <w:t>Implementation of machine learning classification techniques to accurately identify misleading health information.</w:t>
-      </w:r>
-    </w:p>
-    <w:p>
-      <w:pPr>
-        <w:spacing w:before="240" w:after="240"/>
-        <w:rPr>
-          <w:rFonts w:eastAsia="Times New Roman"/>
-        </w:rPr>
-      </w:pPr>
-      <w:r>
-        <w:rPr>
-          <w:rFonts w:eastAsia="Times New Roman"/>
-        </w:rPr>
-        <w:t>Testing the new model shows it detects text more accurately than older techniques. Its results stand out when measured against standard approaches. What sets it apart is how well it performs on complex samples. Instead of relying only on word patterns, it uses structure cues. This shift improves outcomes across varied datasets. Accuracy gains appear consistently in multiple test rounds. Earlier systems lag behind under similar conditions.</w:t>
-      </w:r>
-    </w:p>
-    <w:p>
-      <w:pPr>
-        <w:spacing w:before="240" w:after="240"/>
-        <w:rPr>
-          <w:rFonts w:eastAsia="Times New Roman"/>
-          <w:b/>
-          <w:bCs/>
-        </w:rPr>
-      </w:pPr>
-      <w:r>
-        <w:rPr>
-          <w:rFonts w:eastAsia="Times New Roman"/>
-          <w:b/>
-          <w:bCs/>
-        </w:rPr>
-        <w:t>3.LITERATURE SURVEY:</w:t>
-      </w:r>
-    </w:p>
-    <w:p>
-      <w:pPr>
-        <w:spacing w:before="240" w:after="240"/>
-      </w:pPr>
-      <w:r>
         <w:t>Online news sites plus social networks now move false details faster, especially about health matters. Because of this speed, wrong medical ideas travel wide, sometimes leading people to make poor treatment choices. During disease outbreaks, confusion grows when inaccurate claims circulate widely. Doubt toward doctors and public health advice often follows. Scientists turned to tools like machine learning, digging into text patterns through computational analysis. Methods built on NLP models help spot deceptive wording structures automatically. Deep neural approaches also assist by recognizing subtle signals across large sets of digital content.</w:t>
       </w:r>
     </w:p>
@@ -467,11 +593,7 @@
         <w:spacing w:before="240" w:after="240"/>
       </w:pPr>
       <w:r>
-        <w:t xml:space="preserve">Suddenly, transformer-based language models changed how machines interpret meaning in text. Though earlier systems struggled, BERT emerged - introduced by Devlin and team in 2019 - as a breakthrough approach using bidirectional understanding. Its design lets it grasp word connections within sentences more effectively than before. Over time, researchers began </w:t>
-      </w:r>
-      <w:r>
-        <w:lastRenderedPageBreak/>
-        <w:t>applying this model broadly across natural language processing challenges. One such application includes spotting false information; another involves sorting text into categories automatically.</w:t>
+        <w:t>Suddenly, transformer-based language models changed how machines interpret meaning in text. Though earlier systems struggled, BERT emerged - introduced by Devlin and team in 2019 - as a breakthrough approach using bidirectional understanding. Its design lets it grasp word connections within sentences more effectively than before. Over time, researchers began applying this model broadly across natural language processing challenges. One such application includes spotting false information; another involves sorting text into categories automatically.</w:t>
       </w:r>
     </w:p>
     <w:p>
@@ -496,6 +618,7 @@
           <w:sz w:val="22"/>
           <w:szCs w:val="22"/>
         </w:rPr>
+        <w:lastRenderedPageBreak/>
         <w:t xml:space="preserve">Among tools aiding study here, multiple standard collections stand out. Created by Cui and team in 2020, </w:t>
       </w:r>
       <w:proofErr w:type="spellStart"/>
@@ -634,24 +757,24 @@
           <w:sz w:val="22"/>
           <w:szCs w:val="22"/>
         </w:rPr>
+        <w:t>4. Problem Description</w:t>
+      </w:r>
+    </w:p>
+    <w:p>
+      <w:r>
+        <w:t>Proposed System Overview</w:t>
+      </w:r>
+    </w:p>
+    <w:p/>
+    <w:p>
+      <w:r>
+        <w:t>This project aims to build a tool that detects inaccurate or deceptive health claims found in online text. Because health updates and medical tips spread widely across websites and social platforms, telling trustworthy material apart from falsehoods matters more now than before. Most current tools look only at what words are used in an article. Still, where the content appears affects credibility just as much as its wording does.</w:t>
+      </w:r>
+    </w:p>
+    <w:p/>
+    <w:p>
+      <w:r>
         <w:lastRenderedPageBreak/>
-        <w:t>4. Problem Description</w:t>
-      </w:r>
-    </w:p>
-    <w:p>
-      <w:r>
-        <w:t>Proposed System Overview</w:t>
-      </w:r>
-    </w:p>
-    <w:p/>
-    <w:p>
-      <w:r>
-        <w:t>This project aims to build a tool that detects inaccurate or deceptive health claims found in online text. Because health updates and medical tips spread widely across websites and social platforms, telling trustworthy material apart from falsehoods matters more now than before. Most current tools look only at what words are used in an article. Still, where the content appears affects credibility just as much as its wording does.</w:t>
-      </w:r>
-    </w:p>
-    <w:p/>
-    <w:p>
-      <w:r>
         <w:t xml:space="preserve">A solution to this problem uses both context-aware text processing and an assessment of where the news comes from. Instead of relying on one method alone, it applies </w:t>
       </w:r>
       <w:proofErr w:type="spellStart"/>
@@ -807,7 +930,6 @@
           <w:b/>
           <w:bCs/>
         </w:rPr>
-        <w:lastRenderedPageBreak/>
         <w:t>Tokenization</w:t>
       </w:r>
       <w:r>
@@ -909,7 +1031,11 @@
         <w:br/>
       </w:r>
       <w:r>
-        <w:t xml:space="preserve"> The domain of the URL is extracted and assigned a credibility score. Trusted domains such as government or educational websites receive higher credibility values.</w:t>
+        <w:t xml:space="preserve"> The domain of the URL is extracted and assigned a credibility score. Trusted domains </w:t>
+      </w:r>
+      <w:r>
+        <w:lastRenderedPageBreak/>
+        <w:t>such as government or educational websites receive higher credibility values.</w:t>
       </w:r>
       <w:r>
         <w:br/>
@@ -1110,16 +1236,48 @@
           <w:sz w:val="22"/>
           <w:szCs w:val="22"/>
         </w:rPr>
+        <w:t>4.2 Pseudocode of the Proposed System</w:t>
+      </w:r>
+    </w:p>
+    <w:p>
+      <w:pPr>
+        <w:spacing w:before="240" w:after="240"/>
+      </w:pPr>
+      <w:r>
+        <w:t>The following pseudocode describes the logic used by the system to detect health misinformation.</w:t>
+      </w:r>
+    </w:p>
+    <w:p>
+      <w:pPr>
+        <w:spacing w:before="240" w:after="240" w:line="240" w:lineRule="auto"/>
+      </w:pPr>
+      <w:r>
+        <w:t>BEGIN</w:t>
+      </w:r>
+    </w:p>
+    <w:p>
+      <w:pPr>
+        <w:spacing w:before="240" w:after="240" w:line="240" w:lineRule="auto"/>
+      </w:pPr>
+      <w:r>
+        <w:t>Load fake news dataset</w:t>
+      </w:r>
+    </w:p>
+    <w:p>
+      <w:pPr>
+        <w:spacing w:before="240" w:after="240" w:line="240" w:lineRule="auto"/>
+      </w:pPr>
+      <w:r>
+        <w:t>Load real news dataset</w:t>
+      </w:r>
+    </w:p>
+    <w:p>
+      <w:pPr>
+        <w:spacing w:before="240" w:after="240" w:line="240" w:lineRule="auto"/>
+      </w:pPr>
+      <w:r>
         <w:lastRenderedPageBreak/>
-        <w:t>4.2 Pseudocode of the Proposed System</w:t>
-      </w:r>
-    </w:p>
-    <w:p>
-      <w:pPr>
-        <w:spacing w:before="240" w:after="240"/>
-      </w:pPr>
-      <w:r>
-        <w:t>The following pseudocode describes the logic used by the system to detect health misinformation.</w:t>
+        <w:t>Remove missing values from dataset</w:t>
       </w:r>
     </w:p>
     <w:p>
@@ -1127,7 +1285,7 @@
         <w:spacing w:before="240" w:after="240" w:line="240" w:lineRule="auto"/>
       </w:pPr>
       <w:r>
-        <w:t>BEGIN</w:t>
+        <w:t>Assign label:</w:t>
       </w:r>
     </w:p>
     <w:p>
@@ -1135,7 +1293,10 @@
         <w:spacing w:before="240" w:after="240" w:line="240" w:lineRule="auto"/>
       </w:pPr>
       <w:r>
-        <w:t>Load fake news dataset</w:t>
+        <w:rPr>
+          <w:rFonts w:eastAsia="Arial Unicode MS"/>
+        </w:rPr>
+        <w:t xml:space="preserve">   Fake News → 1</w:t>
       </w:r>
     </w:p>
     <w:p>
@@ -1143,7 +1304,10 @@
         <w:spacing w:before="240" w:after="240" w:line="240" w:lineRule="auto"/>
       </w:pPr>
       <w:r>
-        <w:t>Load real news dataset</w:t>
+        <w:rPr>
+          <w:rFonts w:eastAsia="Arial Unicode MS"/>
+        </w:rPr>
+        <w:t xml:space="preserve">   Real News → 0</w:t>
       </w:r>
     </w:p>
     <w:p>
@@ -1151,7 +1315,7 @@
         <w:spacing w:before="240" w:after="240" w:line="240" w:lineRule="auto"/>
       </w:pPr>
       <w:r>
-        <w:t>Remove missing values from dataset</w:t>
+        <w:t>Balance dataset by selecting equal samples from both classes</w:t>
       </w:r>
     </w:p>
     <w:p>
@@ -1159,29 +1323,20 @@
         <w:spacing w:before="240" w:after="240" w:line="240" w:lineRule="auto"/>
       </w:pPr>
       <w:r>
-        <w:t>Assign label:</w:t>
+        <w:t>Extract content and source URL from dataset</w:t>
       </w:r>
     </w:p>
     <w:p>
       <w:pPr>
         <w:spacing w:before="240" w:after="240" w:line="240" w:lineRule="auto"/>
       </w:pPr>
-      <w:r>
-        <w:rPr>
-          <w:rFonts w:eastAsia="Arial Unicode MS"/>
-        </w:rPr>
-        <w:t xml:space="preserve">   Fake News → 1</w:t>
-      </w:r>
     </w:p>
     <w:p>
       <w:pPr>
         <w:spacing w:before="240" w:after="240" w:line="240" w:lineRule="auto"/>
       </w:pPr>
       <w:r>
-        <w:rPr>
-          <w:rFonts w:eastAsia="Arial Unicode MS"/>
-        </w:rPr>
-        <w:t xml:space="preserve">   Real News → 0</w:t>
+        <w:t>FOR each article in dataset</w:t>
       </w:r>
     </w:p>
     <w:p>
@@ -1189,7 +1344,7 @@
         <w:spacing w:before="240" w:after="240" w:line="240" w:lineRule="auto"/>
       </w:pPr>
       <w:r>
-        <w:t>Balance dataset by selecting equal samples from both classes</w:t>
+        <w:t xml:space="preserve">   Extract domain from URL</w:t>
       </w:r>
     </w:p>
     <w:p>
@@ -1197,28 +1352,28 @@
         <w:spacing w:before="240" w:after="240" w:line="240" w:lineRule="auto"/>
       </w:pPr>
       <w:r>
-        <w:t>Extract content and source URL from dataset</w:t>
+        <w:t xml:space="preserve">   Assign credibility score based on domain</w:t>
       </w:r>
     </w:p>
     <w:p>
       <w:pPr>
         <w:spacing w:before="240" w:after="240" w:line="240" w:lineRule="auto"/>
       </w:pPr>
+      <w:r>
+        <w:t>END FOR</w:t>
+      </w:r>
     </w:p>
     <w:p>
       <w:pPr>
         <w:spacing w:before="240" w:after="240" w:line="240" w:lineRule="auto"/>
       </w:pPr>
-      <w:r>
-        <w:t>FOR each article in dataset</w:t>
-      </w:r>
     </w:p>
     <w:p>
       <w:pPr>
         <w:spacing w:before="240" w:after="240" w:line="240" w:lineRule="auto"/>
       </w:pPr>
       <w:r>
-        <w:t xml:space="preserve">   Extract domain from URL</w:t>
+        <w:t>Split dataset into training and testing sets</w:t>
       </w:r>
     </w:p>
     <w:p>
@@ -1226,7 +1381,15 @@
         <w:spacing w:before="240" w:after="240" w:line="240" w:lineRule="auto"/>
       </w:pPr>
       <w:r>
-        <w:t xml:space="preserve">   Assign credibility score based on domain</w:t>
+        <w:t xml:space="preserve">Load </w:t>
+      </w:r>
+      <w:proofErr w:type="spellStart"/>
+      <w:r>
+        <w:t>RoBERTa</w:t>
+      </w:r>
+      <w:proofErr w:type="spellEnd"/>
+      <w:r>
+        <w:t xml:space="preserve"> tokenizer</w:t>
       </w:r>
     </w:p>
     <w:p>
@@ -1234,6 +1397,99 @@
         <w:spacing w:before="240" w:after="240" w:line="240" w:lineRule="auto"/>
       </w:pPr>
       <w:r>
+        <w:t xml:space="preserve">Load </w:t>
+      </w:r>
+      <w:proofErr w:type="spellStart"/>
+      <w:r>
+        <w:t>RoBERTa</w:t>
+      </w:r>
+      <w:proofErr w:type="spellEnd"/>
+      <w:r>
+        <w:t xml:space="preserve"> model</w:t>
+      </w:r>
+    </w:p>
+    <w:p>
+      <w:pPr>
+        <w:spacing w:before="240" w:after="240" w:line="240" w:lineRule="auto"/>
+      </w:pPr>
+    </w:p>
+    <w:p>
+      <w:pPr>
+        <w:spacing w:before="240" w:after="240" w:line="240" w:lineRule="auto"/>
+      </w:pPr>
+      <w:r>
+        <w:t>Tokenize text data</w:t>
+      </w:r>
+    </w:p>
+    <w:p>
+      <w:pPr>
+        <w:spacing w:before="240" w:after="240" w:line="240" w:lineRule="auto"/>
+      </w:pPr>
+      <w:r>
+        <w:t>FOR each training epoch</w:t>
+      </w:r>
+    </w:p>
+    <w:p>
+      <w:pPr>
+        <w:spacing w:before="240" w:after="240" w:line="240" w:lineRule="auto"/>
+      </w:pPr>
+      <w:r>
+        <w:t xml:space="preserve">   Pass tokenized text through </w:t>
+      </w:r>
+      <w:proofErr w:type="spellStart"/>
+      <w:r>
+        <w:t>RoBERTa</w:t>
+      </w:r>
+      <w:proofErr w:type="spellEnd"/>
+      <w:r>
+        <w:t xml:space="preserve"> encoder</w:t>
+      </w:r>
+    </w:p>
+    <w:p>
+      <w:pPr>
+        <w:spacing w:before="240" w:after="240" w:line="240" w:lineRule="auto"/>
+      </w:pPr>
+      <w:r>
+        <w:t xml:space="preserve">   Extract contextual embedding</w:t>
+      </w:r>
+    </w:p>
+    <w:p>
+      <w:pPr>
+        <w:spacing w:before="240" w:after="240" w:line="240" w:lineRule="auto"/>
+      </w:pPr>
+      <w:r>
+        <w:t xml:space="preserve">   Concatenate embedding with credibility score</w:t>
+      </w:r>
+    </w:p>
+    <w:p>
+      <w:pPr>
+        <w:spacing w:before="240" w:after="240" w:line="240" w:lineRule="auto"/>
+      </w:pPr>
+      <w:r>
+        <w:t xml:space="preserve">   Pass combined features through classifier</w:t>
+      </w:r>
+    </w:p>
+    <w:p>
+      <w:pPr>
+        <w:spacing w:before="240" w:after="240" w:line="240" w:lineRule="auto"/>
+      </w:pPr>
+      <w:r>
+        <w:t xml:space="preserve">   Compute loss</w:t>
+      </w:r>
+    </w:p>
+    <w:p>
+      <w:pPr>
+        <w:spacing w:before="240" w:after="240" w:line="240" w:lineRule="auto"/>
+      </w:pPr>
+      <w:r>
+        <w:t xml:space="preserve">   Update model parameters</w:t>
+      </w:r>
+    </w:p>
+    <w:p>
+      <w:pPr>
+        <w:spacing w:before="240" w:after="240" w:line="240" w:lineRule="auto"/>
+      </w:pPr>
+      <w:r>
         <w:t>END FOR</w:t>
       </w:r>
     </w:p>
@@ -1241,146 +1497,16 @@
       <w:pPr>
         <w:spacing w:before="240" w:after="240" w:line="240" w:lineRule="auto"/>
       </w:pPr>
+      <w:r>
+        <w:t>Evaluate model on test dataset</w:t>
+      </w:r>
     </w:p>
     <w:p>
       <w:pPr>
         <w:spacing w:before="240" w:after="240" w:line="240" w:lineRule="auto"/>
       </w:pPr>
       <w:r>
-        <w:t>Split dataset into training and testing sets</w:t>
-      </w:r>
-    </w:p>
-    <w:p>
-      <w:pPr>
-        <w:spacing w:before="240" w:after="240" w:line="240" w:lineRule="auto"/>
-      </w:pPr>
-      <w:r>
-        <w:t xml:space="preserve">Load </w:t>
-      </w:r>
-      <w:proofErr w:type="spellStart"/>
-      <w:r>
-        <w:t>RoBERTa</w:t>
-      </w:r>
-      <w:proofErr w:type="spellEnd"/>
-      <w:r>
-        <w:t xml:space="preserve"> tokenizer</w:t>
-      </w:r>
-    </w:p>
-    <w:p>
-      <w:pPr>
-        <w:spacing w:before="240" w:after="240" w:line="240" w:lineRule="auto"/>
-      </w:pPr>
-      <w:r>
-        <w:t xml:space="preserve">Load </w:t>
-      </w:r>
-      <w:proofErr w:type="spellStart"/>
-      <w:r>
-        <w:t>RoBERTa</w:t>
-      </w:r>
-      <w:proofErr w:type="spellEnd"/>
-      <w:r>
-        <w:t xml:space="preserve"> model</w:t>
-      </w:r>
-    </w:p>
-    <w:p>
-      <w:pPr>
-        <w:spacing w:before="240" w:after="240" w:line="240" w:lineRule="auto"/>
-      </w:pPr>
-    </w:p>
-    <w:p>
-      <w:pPr>
-        <w:spacing w:before="240" w:after="240" w:line="240" w:lineRule="auto"/>
-      </w:pPr>
-      <w:r>
-        <w:t>Tokenize text data</w:t>
-      </w:r>
-    </w:p>
-    <w:p>
-      <w:pPr>
-        <w:spacing w:before="240" w:after="240" w:line="240" w:lineRule="auto"/>
-      </w:pPr>
-      <w:r>
-        <w:t>FOR each training epoch</w:t>
-      </w:r>
-    </w:p>
-    <w:p>
-      <w:pPr>
-        <w:spacing w:before="240" w:after="240" w:line="240" w:lineRule="auto"/>
-      </w:pPr>
-      <w:r>
-        <w:t xml:space="preserve">   Pass tokenized text through </w:t>
-      </w:r>
-      <w:proofErr w:type="spellStart"/>
-      <w:r>
-        <w:t>RoBERTa</w:t>
-      </w:r>
-      <w:proofErr w:type="spellEnd"/>
-      <w:r>
-        <w:t xml:space="preserve"> encoder</w:t>
-      </w:r>
-    </w:p>
-    <w:p>
-      <w:pPr>
-        <w:spacing w:before="240" w:after="240" w:line="240" w:lineRule="auto"/>
-      </w:pPr>
-      <w:r>
-        <w:t xml:space="preserve">   Extract contextual embedding</w:t>
-      </w:r>
-    </w:p>
-    <w:p>
-      <w:pPr>
-        <w:spacing w:before="240" w:after="240" w:line="240" w:lineRule="auto"/>
-      </w:pPr>
-      <w:r>
-        <w:t xml:space="preserve">   Concatenate embedding with credibility score</w:t>
-      </w:r>
-    </w:p>
-    <w:p>
-      <w:pPr>
-        <w:spacing w:before="240" w:after="240" w:line="240" w:lineRule="auto"/>
-      </w:pPr>
-      <w:r>
         <w:lastRenderedPageBreak/>
-        <w:t xml:space="preserve">   Pass combined features through classifier</w:t>
-      </w:r>
-    </w:p>
-    <w:p>
-      <w:pPr>
-        <w:spacing w:before="240" w:after="240" w:line="240" w:lineRule="auto"/>
-      </w:pPr>
-      <w:r>
-        <w:t xml:space="preserve">   Compute loss</w:t>
-      </w:r>
-    </w:p>
-    <w:p>
-      <w:pPr>
-        <w:spacing w:before="240" w:after="240" w:line="240" w:lineRule="auto"/>
-      </w:pPr>
-      <w:r>
-        <w:t xml:space="preserve">   Update model parameters</w:t>
-      </w:r>
-    </w:p>
-    <w:p>
-      <w:pPr>
-        <w:spacing w:before="240" w:after="240" w:line="240" w:lineRule="auto"/>
-      </w:pPr>
-      <w:r>
-        <w:t>END FOR</w:t>
-      </w:r>
-    </w:p>
-    <w:p>
-      <w:pPr>
-        <w:spacing w:before="240" w:after="240" w:line="240" w:lineRule="auto"/>
-      </w:pPr>
-      <w:r>
-        <w:t>Evaluate model on test dataset</w:t>
-      </w:r>
-    </w:p>
-    <w:p>
-      <w:pPr>
-        <w:spacing w:before="240" w:after="240" w:line="240" w:lineRule="auto"/>
-      </w:pPr>
-      <w:r>
         <w:t>Calculate accuracy, precision, recall, and F1-score</w:t>
       </w:r>
     </w:p>
@@ -1550,7 +1676,6 @@
           <w:b/>
           <w:bCs/>
         </w:rPr>
-        <w:lastRenderedPageBreak/>
         <w:t>5. Experiments:</w:t>
       </w:r>
     </w:p>
@@ -1600,6 +1725,7 @@
         <w:spacing w:before="240" w:after="240"/>
       </w:pPr>
       <w:r>
+        <w:lastRenderedPageBreak/>
         <w:t xml:space="preserve">Misinformation Dataset formed the basis. Introduced originally, the </w:t>
       </w:r>
       <w:proofErr w:type="spellStart"/>
@@ -1687,7 +1813,6 @@
         <w:spacing w:before="240" w:after="240"/>
       </w:pPr>
       <w:r>
-        <w:lastRenderedPageBreak/>
         <w:t>The final dataset used for experimentation consisted of the following features:</w:t>
       </w:r>
     </w:p>
@@ -1756,6 +1881,7 @@
               <w:spacing w:before="240" w:after="240"/>
             </w:pPr>
             <w:r>
+              <w:lastRenderedPageBreak/>
               <w:t>content</w:t>
             </w:r>
           </w:p>
@@ -2251,7 +2377,6 @@
           <w:b/>
           <w:bCs/>
         </w:rPr>
-        <w:lastRenderedPageBreak/>
         <w:t>Label 1 indicates Fake news</w:t>
       </w:r>
       <w:r>
@@ -2290,6 +2415,7 @@
         <w:spacing w:before="240" w:after="240"/>
       </w:pPr>
       <w:r>
+        <w:lastRenderedPageBreak/>
         <w:t>The credibility score is derived from the domain of the article source.</w:t>
       </w:r>
     </w:p>
@@ -2636,7 +2762,6 @@
           <w:sz w:val="22"/>
           <w:szCs w:val="22"/>
         </w:rPr>
-        <w:lastRenderedPageBreak/>
         <w:t>5.4 Data Preprocessing</w:t>
       </w:r>
     </w:p>
@@ -2661,6 +2786,7 @@
           <w:b/>
           <w:bCs/>
         </w:rPr>
+        <w:lastRenderedPageBreak/>
         <w:t>Handling Missing Values</w:t>
       </w:r>
       <w:r>
@@ -3038,7 +3164,6 @@
               <w:spacing w:before="240" w:after="240"/>
             </w:pPr>
             <w:r>
-              <w:lastRenderedPageBreak/>
               <w:t>Number of training epochs</w:t>
             </w:r>
           </w:p>
@@ -3105,6 +3230,7 @@
               <w:spacing w:before="240" w:after="240"/>
             </w:pPr>
             <w:r>
+              <w:lastRenderedPageBreak/>
               <w:t>Loss Function</w:t>
             </w:r>
           </w:p>
@@ -3365,16 +3491,13 @@
       </w:r>
       <w:proofErr w:type="spellEnd"/>
       <w:r>
-        <w:t xml:space="preserve">-based neural network with judgments about where articles come from, it weighs both words and origin. Performance hinges on interpreting language patterns while also rating trust based on website history. </w:t>
-      </w:r>
+        <w:t>-based neural network with judgments about where articles come from, it weighs both words and origin. Performance hinges on interpreting language patterns while also rating trust based on website history. Results reflect adjustments made during training, influenced by inconsistencies across sources. Each prediction draws from dual inputs - one rooted in semantics, the other in provenance - woven together without favoring either outright. What emerges is a detection method shaped equally by what is said and who says it.</w:t>
+      </w:r>
+    </w:p>
+    <w:p/>
+    <w:p>
       <w:r>
         <w:lastRenderedPageBreak/>
-        <w:t>Results reflect adjustments made during training, influenced by inconsistencies across sources. Each prediction draws from dual inputs - one rooted in semantics, the other in provenance - woven together without favoring either outright. What emerges is a detection method shaped equally by what is said and who says it.</w:t>
-      </w:r>
-    </w:p>
-    <w:p/>
-    <w:p>
-      <w:r>
         <w:t xml:space="preserve">Despite its origin in the </w:t>
       </w:r>
       <w:proofErr w:type="spellStart"/>
@@ -3633,7 +3756,6 @@
           <w:sz w:val="22"/>
           <w:szCs w:val="22"/>
         </w:rPr>
-        <w:lastRenderedPageBreak/>
         <w:t>Model Performance Metrics</w:t>
       </w:r>
     </w:p>
@@ -3701,6 +3823,7 @@
                 <w:b/>
                 <w:bCs/>
               </w:rPr>
+              <w:lastRenderedPageBreak/>
               <w:t>Metric</w:t>
             </w:r>
           </w:p>
@@ -4103,37 +4226,37 @@
         <w:spacing w:before="240" w:after="240"/>
       </w:pPr>
       <w:r>
+        <w:t>Twenty-one pieces confirmed truthful were recognized without error.</w:t>
+      </w:r>
+    </w:p>
+    <w:p>
+      <w:pPr>
+        <w:spacing w:before="240" w:after="240"/>
+      </w:pPr>
+      <w:r>
+        <w:rPr>
+          <w:rFonts w:ascii="Tahoma" w:hAnsi="Tahoma" w:cs="Tahoma"/>
+        </w:rPr>
+        <w:t>﻿﻿﻿﻿﻿﻿</w:t>
+      </w:r>
+      <w:r>
+        <w:t>22 fake articles were correctly classified as fake.</w:t>
+      </w:r>
+    </w:p>
+    <w:p>
+      <w:pPr>
+        <w:spacing w:before="240" w:after="240"/>
+      </w:pPr>
+      <w:r>
+        <w:t>A total of six genuine pieces got labeled as false by mistake.</w:t>
+      </w:r>
+    </w:p>
+    <w:p>
+      <w:pPr>
+        <w:spacing w:before="240" w:after="240"/>
+      </w:pPr>
+      <w:r>
         <w:lastRenderedPageBreak/>
-        <w:t>Twenty-one pieces confirmed truthful were recognized without error.</w:t>
-      </w:r>
-    </w:p>
-    <w:p>
-      <w:pPr>
-        <w:spacing w:before="240" w:after="240"/>
-      </w:pPr>
-      <w:r>
-        <w:rPr>
-          <w:rFonts w:ascii="Tahoma" w:hAnsi="Tahoma" w:cs="Tahoma"/>
-        </w:rPr>
-        <w:t>﻿﻿﻿﻿﻿﻿</w:t>
-      </w:r>
-      <w:r>
-        <w:t>22 fake articles were correctly classified as fake.</w:t>
-      </w:r>
-    </w:p>
-    <w:p>
-      <w:pPr>
-        <w:spacing w:before="240" w:after="240"/>
-      </w:pPr>
-      <w:r>
-        <w:t>A total of six genuine pieces got labeled as false by mistake.</w:t>
-      </w:r>
-    </w:p>
-    <w:p>
-      <w:pPr>
-        <w:spacing w:before="240" w:after="240"/>
-      </w:pPr>
-      <w:r>
         <w:t>A single fabricated story got labeled genuine by mistake.</w:t>
       </w:r>
     </w:p>
@@ -4432,7 +4555,6 @@
           <w:sz w:val="22"/>
           <w:szCs w:val="22"/>
         </w:rPr>
-        <w:lastRenderedPageBreak/>
         <w:t>6.6 Visualization of Results</w:t>
       </w:r>
     </w:p>
@@ -4476,6 +4598,7 @@
         <w:spacing w:before="240" w:after="240"/>
       </w:pPr>
       <w:r>
+        <w:lastRenderedPageBreak/>
         <w:t>The confusion matrix visually illustrates how many samples were correctly and incorrectly classified by the model. This helps identify areas where the model performs well and where improvements may be needed.</w:t>
       </w:r>
     </w:p>
@@ -4485,6 +4608,9 @@
         <w:jc w:val="center"/>
       </w:pPr>
       <w:r>
+        <w:rPr>
+          <w:noProof/>
+        </w:rPr>
         <w:drawing>
           <wp:inline distT="0" distB="0" distL="0" distR="0" wp14:anchorId="6062FE62" wp14:editId="22FD30CF">
             <wp:extent cx="4432300" cy="3760825"/>
@@ -4579,6 +4705,9 @@
         <w:jc w:val="center"/>
       </w:pPr>
       <w:r>
+        <w:rPr>
+          <w:noProof/>
+        </w:rPr>
         <w:lastRenderedPageBreak/>
         <w:drawing>
           <wp:inline distT="0" distB="0" distL="0" distR="0" wp14:anchorId="7E0D6447" wp14:editId="628202EC">
@@ -7262,6 +7391,7 @@
   <w:style w:type="character" w:default="1" w:styleId="DefaultParagraphFont">
     <w:name w:val="Default Paragraph Font"/>
     <w:uiPriority w:val="1"/>
+    <w:semiHidden/>
     <w:unhideWhenUsed/>
   </w:style>
   <w:style w:type="table" w:default="1" w:styleId="TableNormal">
